--- a/剧本层/demo2.docx
+++ b/剧本层/demo2.docx
@@ -1576,7 +1576,12 @@
         <w:t>BG_P01_04_HalfwayPavilion_Rescue.png</w:t>
       </w:r>
       <w:r>
-        <w:t xml:space="preserve"> - 半山亭外现场处理背景。要能容纳多人应急操作：护栏、坡边、放担架的位置、手电照明形成的局部亮区。整体仍是夜雨、冷湿、视野受限。</w:t>
+        <w:t xml:space="preserve"> - 半山</w:t>
+      </w:r>
+      <w:bookmarkStart w:id="0" w:name="_GoBack"/>
+      <w:bookmarkEnd w:id="0"/>
+      <w:r>
+        <w:t>亭外现场处理背景。要能容纳多人应急操作：护栏、坡边、放担架的位置、手电照明形成的局部亮区。整体仍是夜雨、冷湿、视野受限。</w:t>
       </w:r>
     </w:p>
     <w:p>
@@ -3574,8 +3579,6 @@
       <w:r>
         <w:t>功能</w:t>
       </w:r>
-      <w:bookmarkStart w:id="0" w:name="_GoBack"/>
-      <w:bookmarkEnd w:id="0"/>
     </w:p>
     <w:p>
       <w:pPr>
